--- a/Cerberus-ASF_Technical_Documentation.docx
+++ b/Cerberus-ASF_Technical_Documentation.docx
@@ -7254,6 +7254,50 @@
       <w:tr>
         <w:tc>
           <w:tcPr>
+            <w:tcW w:type="dxa" w:w="3099"/>
+          </w:tcPr>
+          <w:p>
+            <w:r>
+              <w:rPr>
+                <w:rFonts w:ascii="Calibri" w:hAnsi="Calibri"/>
+                <w:sz w:val="17"/>
+              </w:rPr>
+              <w:t>Log shows “jadx decompile failed ... timed out after N seconds”, scan falls back to the weaker legacy scan</w:t>
+            </w:r>
+          </w:p>
+        </w:tc>
+        <w:tc>
+          <w:tcPr>
+            <w:tcW w:type="dxa" w:w="3099"/>
+          </w:tcPr>
+          <w:p>
+            <w:r>
+              <w:rPr>
+                <w:rFonts w:ascii="Calibri" w:hAnsi="Calibri"/>
+                <w:sz w:val="17"/>
+              </w:rPr>
+              <w:t>APK is large/complex enough that a full decompile legitimately exceeds CERBERUS_JADX_TIMEOUT, often worsened by low available RAM causing JVM GC pressure</w:t>
+            </w:r>
+          </w:p>
+        </w:tc>
+        <w:tc>
+          <w:tcPr>
+            <w:tcW w:type="dxa" w:w="3099"/>
+          </w:tcPr>
+          <w:p>
+            <w:r>
+              <w:rPr>
+                <w:rFonts w:ascii="Calibri" w:hAnsi="Calibri"/>
+                <w:sz w:val="17"/>
+              </w:rPr>
+              <w:t>Raise CERBERUS_JADX_TIMEOUT (default 600); if still not enough, free up RAM or scan on a host with more cores/memory</w:t>
+            </w:r>
+          </w:p>
+        </w:tc>
+      </w:tr>
+      <w:tr>
+        <w:tc>
+          <w:tcPr>
             <w:tcW w:type="dxa" w:w="2880"/>
             <w:vAlign w:val="center"/>
             <w:shd w:val="clear" w:color="auto" w:fill="F7F1F1"/>
@@ -7971,13 +8015,14 @@
             <w:vAlign w:val="center"/>
           </w:tcPr>
           <w:p>
-            <w:r/>
+            <w:r>
+              <w:t>600 (seconds)</w:t>
+            </w:r>
             <w:r>
               <w:rPr>
                 <w:rFonts w:ascii="Calibri" w:hAnsi="Calibri"/>
                 <w:sz w:val="18"/>
               </w:rPr>
-              <w:t>180 (seconds)</w:t>
             </w:r>
           </w:p>
         </w:tc>
